--- a/seminarski_rad/seminarski_rad_penal.docx
+++ b/seminarski_rad/seminarski_rad_penal.docx
@@ -80,12 +80,7 @@
         <w:spacing w:before="2600"/>
       </w:pPr>
       <w:r>
-        <w:t>Osij</w:t>
-      </w:r>
-      <w:bookmarkStart w:id="0" w:name="_GoBack"/>
-      <w:bookmarkEnd w:id="0"/>
-      <w:r>
-        <w:t>ek, 2026.</w:t>
+        <w:t>Osijek, 2026.</w:t>
       </w:r>
     </w:p>
     <w:p>
@@ -97,7 +92,7 @@
       <w:pPr>
         <w:pStyle w:val="Heading1"/>
       </w:pPr>
-      <w:bookmarkStart w:id="1" w:name="_Toc240322932"/>
+      <w:bookmarkStart w:id="0" w:name="_Toc240322932"/>
       <w:r>
         <w:rPr>
           <w:b/>
@@ -107,7 +102,7 @@
         <w:lastRenderedPageBreak/>
         <w:t>Sadržaj</w:t>
       </w:r>
-      <w:bookmarkEnd w:id="1"/>
+      <w:bookmarkEnd w:id="0"/>
     </w:p>
     <w:sdt>
       <w:sdtPr>
@@ -1276,7 +1271,7 @@
         <w:pStyle w:val="Heading1"/>
         <w:spacing w:before="360" w:after="200"/>
       </w:pPr>
-      <w:bookmarkStart w:id="2" w:name="_Toc240322933"/>
+      <w:bookmarkStart w:id="1" w:name="_Toc240322933"/>
       <w:r>
         <w:rPr>
           <w:b/>
@@ -1286,7 +1281,7 @@
         <w:lastRenderedPageBreak/>
         <w:t>1. Uvod</w:t>
       </w:r>
-      <w:bookmarkEnd w:id="2"/>
+      <w:bookmarkEnd w:id="1"/>
     </w:p>
     <w:p>
       <w:pPr>
@@ -1320,7 +1315,7 @@
         <w:pStyle w:val="Heading1"/>
         <w:spacing w:before="360" w:after="200"/>
       </w:pPr>
-      <w:bookmarkStart w:id="3" w:name="_Toc240322934"/>
+      <w:bookmarkStart w:id="2" w:name="_Toc240322934"/>
       <w:r>
         <w:rPr>
           <w:b/>
@@ -1329,7 +1324,7 @@
         </w:rPr>
         <w:t>2. Korišteni alati i tehnologije</w:t>
       </w:r>
-      <w:bookmarkEnd w:id="3"/>
+      <w:bookmarkEnd w:id="2"/>
     </w:p>
     <w:p>
       <w:pPr>
@@ -1384,7 +1379,7 @@
         <w:pStyle w:val="Heading1"/>
         <w:spacing w:before="360" w:after="200"/>
       </w:pPr>
-      <w:bookmarkStart w:id="4" w:name="_Toc240322935"/>
+      <w:bookmarkStart w:id="3" w:name="_Toc240322935"/>
       <w:r>
         <w:rPr>
           <w:b/>
@@ -1393,14 +1388,14 @@
         </w:rPr>
         <w:t>3. Proces izrade projekta</w:t>
       </w:r>
-      <w:bookmarkEnd w:id="4"/>
+      <w:bookmarkEnd w:id="3"/>
     </w:p>
     <w:p>
       <w:pPr>
         <w:pStyle w:val="Heading2"/>
         <w:spacing w:before="260" w:after="140"/>
       </w:pPr>
-      <w:bookmarkStart w:id="5" w:name="_Toc240322936"/>
+      <w:bookmarkStart w:id="4" w:name="_Toc240322936"/>
       <w:r>
         <w:rPr>
           <w:b/>
@@ -1409,7 +1404,7 @@
         </w:rPr>
         <w:t>3.1. Modeliranje lika</w:t>
       </w:r>
-      <w:bookmarkEnd w:id="5"/>
+      <w:bookmarkEnd w:id="4"/>
     </w:p>
     <w:p>
       <w:pPr>
@@ -1424,17 +1419,31 @@
       <w:pPr>
         <w:pStyle w:val="Heading2"/>
         <w:spacing w:before="260" w:after="140"/>
-      </w:pPr>
-      <w:bookmarkStart w:id="6" w:name="_Toc240322937"/>
-      <w:r>
         <w:rPr>
           <w:b/>
           <w:bCs/>
           <w:color w:val="1B4332"/>
         </w:rPr>
+      </w:pPr>
+      <w:bookmarkStart w:id="5" w:name="_Toc240322937"/>
+    </w:p>
+    <w:p>
+      <w:pPr>
+        <w:pStyle w:val="Heading2"/>
+        <w:spacing w:before="260" w:after="140"/>
+      </w:pPr>
+      <w:bookmarkStart w:id="6" w:name="_GoBack"/>
+      <w:bookmarkEnd w:id="6"/>
+      <w:r>
+        <w:rPr>
+          <w:b/>
+          <w:bCs/>
+          <w:color w:val="1B4332"/>
+        </w:rPr>
+        <w:lastRenderedPageBreak/>
         <w:t>3.2. Materijali i teksture</w:t>
       </w:r>
-      <w:bookmarkEnd w:id="6"/>
+      <w:bookmarkEnd w:id="5"/>
     </w:p>
     <w:p>
       <w:pPr>
@@ -1442,7 +1451,6 @@
         <w:jc w:val="both"/>
       </w:pPr>
       <w:r>
-        <w:lastRenderedPageBreak/>
         <w:t>Liku je dodijeljen dres hrvatske nogometne reprezentacije – crveno-bijeli "šahovnica" uzorak sa žutom kapetanskom trakom, prema pronađenoj referentnoj slici dresa. Uzorak nije izrađen teksturom, već ručno: svakoj plohi (poligonu) mreže dodijeljena je vlastita boja, čime je izgled dresa oblikovan izravno na geometriji modela. Time je postignut prepoznatljiv, konkretan identitet lika umjesto generičkog izgleda.</w:t>
       </w:r>
     </w:p>
@@ -1678,14 +1686,37 @@
       <w:pPr>
         <w:pStyle w:val="Heading2"/>
         <w:spacing w:before="260" w:after="140"/>
-      </w:pPr>
-      <w:bookmarkStart w:id="15" w:name="_Toc240322946"/>
-      <w:r>
         <w:rPr>
           <w:b/>
           <w:bCs/>
           <w:color w:val="1B4332"/>
         </w:rPr>
+      </w:pPr>
+      <w:bookmarkStart w:id="15" w:name="_Toc240322946"/>
+    </w:p>
+    <w:p>
+      <w:pPr>
+        <w:pStyle w:val="Heading2"/>
+        <w:spacing w:before="260" w:after="140"/>
+        <w:rPr>
+          <w:b/>
+          <w:bCs/>
+          <w:color w:val="1B4332"/>
+        </w:rPr>
+      </w:pPr>
+    </w:p>
+    <w:p>
+      <w:pPr>
+        <w:pStyle w:val="Heading2"/>
+        <w:spacing w:before="260" w:after="140"/>
+      </w:pPr>
+      <w:r>
+        <w:rPr>
+          <w:b/>
+          <w:bCs/>
+          <w:color w:val="1B4332"/>
+        </w:rPr>
+        <w:lastRenderedPageBreak/>
         <w:t>4.3. Usklađivanje udarca i leta lopte</w:t>
       </w:r>
       <w:bookmarkEnd w:id="15"/>
@@ -1696,7 +1727,6 @@
         <w:jc w:val="both"/>
       </w:pPr>
       <w:r>
-        <w:lastRenderedPageBreak/>
         <w:t>Kako bi udarac djelovao vjerodostojno, trenutak kontakta noge s loptom morao je biti precizno usklađen s početkom animacije leta lopte. Ovo je riješeno ručnim postavljanjem ključnih kadrova lopte tako da se njezino kretanje poklapa s trenutkom dodira noge u animaciji lika.</w:t>
       </w:r>
     </w:p>
